--- a/MODULOS DE ESTUDO/Revisão.docx
+++ b/MODULOS DE ESTUDO/Revisão.docx
@@ -261,10 +261,23 @@
         <w:rPr>
           <w:rStyle w:val="Forte"/>
         </w:rPr>
-        <w:t>Design responsivo</w:t>
-      </w:r>
-      <w:r>
-        <w:t xml:space="preserve"> é um layout que se adapta automaticamente a diferentes tamanhos de tela (celular, tablet, desktop), garantindo boa visualização e usabilidade em todos os dispositivos.</w:t>
+        <w:t xml:space="preserve">Design </w:t>
+      </w:r>
+      <w:r>
+        <w:rPr>
+          <w:rStyle w:val="Forte"/>
+          <w:color w:val="005E00"/>
+        </w:rPr>
+        <w:t>responsivo</w:t>
+      </w:r>
+      <w:r>
+        <w:rPr>
+          <w:color w:val="005E00"/>
+        </w:rPr>
+        <w:t xml:space="preserve"> </w:t>
+      </w:r>
+      <w:r>
+        <w:t>é um layout que se adapta automaticamente a diferentes tamanhos de tela (celular, tablet, desktop), garantindo boa visualização e usabilidade em todos os dispositivos.</w:t>
       </w:r>
     </w:p>
     <w:p>
@@ -275,403 +288,6 @@
         </w:rPr>
         <w:pict w14:anchorId="7D50A6D8">
           <v:rect id="_x0000_i1025" style="width:0;height:1.5pt" o:hralign="center" o:bullet="t" o:hrstd="t" o:hr="t" fillcolor="#a0a0a0" stroked="f"/>
-        </w:pict>
-      </w:r>
-    </w:p>
-    <w:p>
-      <w:pPr>
-        <w:tabs>
-          <w:tab w:val="left" w:pos="5940"/>
-        </w:tabs>
-      </w:pPr>
-    </w:p>
-    <w:p>
-      <w:pPr>
-        <w:pStyle w:val="PargrafodaLista"/>
-        <w:tabs>
-          <w:tab w:val="left" w:pos="5940"/>
-        </w:tabs>
-        <w:ind w:left="1440"/>
-        <w:rPr>
-          <w:b/>
-          <w:bCs/>
-        </w:rPr>
-      </w:pPr>
-    </w:p>
-    <w:p>
-      <w:pPr>
-        <w:tabs>
-          <w:tab w:val="left" w:pos="5940"/>
-        </w:tabs>
-        <w:rPr>
-          <w:b/>
-          <w:bCs/>
-        </w:rPr>
-      </w:pPr>
-      <w:r>
-        <w:rPr>
-          <w:noProof/>
-          <w:lang w:eastAsia="pt-BR"/>
-        </w:rPr>
-        <mc:AlternateContent>
-          <mc:Choice Requires="wpg">
-            <w:drawing>
-              <wp:anchor distT="0" distB="0" distL="114300" distR="114300" simplePos="0" relativeHeight="251657728" behindDoc="0" locked="0" layoutInCell="1" allowOverlap="1" wp14:anchorId="0EF3687C" wp14:editId="4F3E4418">
-                <wp:simplePos x="0" y="0"/>
-                <wp:positionH relativeFrom="margin">
-                  <wp:posOffset>1275715</wp:posOffset>
-                </wp:positionH>
-                <wp:positionV relativeFrom="paragraph">
-                  <wp:posOffset>-499745</wp:posOffset>
-                </wp:positionV>
-                <wp:extent cx="2837816" cy="476250"/>
-                <wp:effectExtent l="0" t="0" r="19685" b="19050"/>
-                <wp:wrapNone/>
-                <wp:docPr id="609798835" name="Agrupar 4"/>
-                <wp:cNvGraphicFramePr/>
-                <a:graphic xmlns:a="http://schemas.openxmlformats.org/drawingml/2006/main">
-                  <a:graphicData uri="http://schemas.microsoft.com/office/word/2010/wordprocessingGroup">
-                    <wpg:wgp>
-                      <wpg:cNvGrpSpPr/>
-                      <wpg:grpSpPr>
-                        <a:xfrm>
-                          <a:off x="0" y="0"/>
-                          <a:ext cx="2837816" cy="476250"/>
-                          <a:chOff x="86002" y="0"/>
-                          <a:chExt cx="1024920" cy="447675"/>
-                        </a:xfrm>
-                      </wpg:grpSpPr>
-                      <wps:wsp>
-                        <wps:cNvPr id="331781699" name="Seta: Pentágono 1"/>
-                        <wps:cNvSpPr/>
-                        <wps:spPr>
-                          <a:xfrm>
-                            <a:off x="86002" y="0"/>
-                            <a:ext cx="1024920" cy="447675"/>
-                          </a:xfrm>
-                          <a:prstGeom prst="flowChartAlternateProcess">
-                            <a:avLst/>
-                          </a:prstGeom>
-                        </wps:spPr>
-                        <wps:style>
-                          <a:lnRef idx="2">
-                            <a:schemeClr val="accent1">
-                              <a:shade val="15000"/>
-                            </a:schemeClr>
-                          </a:lnRef>
-                          <a:fillRef idx="1">
-                            <a:schemeClr val="accent1"/>
-                          </a:fillRef>
-                          <a:effectRef idx="0">
-                            <a:schemeClr val="accent1"/>
-                          </a:effectRef>
-                          <a:fontRef idx="minor">
-                            <a:schemeClr val="lt1"/>
-                          </a:fontRef>
-                        </wps:style>
-                        <wps:bodyPr rot="0" spcFirstLastPara="0" vertOverflow="overflow" horzOverflow="overflow" vert="horz" wrap="square" lIns="91440" tIns="45720" rIns="91440" bIns="45720" numCol="1" spcCol="0" rtlCol="0" fromWordArt="0" anchor="ctr" anchorCtr="0" forceAA="0" compatLnSpc="1">
-                          <a:prstTxWarp prst="textNoShape">
-                            <a:avLst/>
-                          </a:prstTxWarp>
-                          <a:noAutofit/>
-                        </wps:bodyPr>
-                      </wps:wsp>
-                      <wps:wsp>
-                        <wps:cNvPr id="435176681" name="Caixa de Texto 3"/>
-                        <wps:cNvSpPr txBox="1"/>
-                        <wps:spPr>
-                          <a:xfrm>
-                            <a:off x="95938" y="66675"/>
-                            <a:ext cx="996085" cy="304800"/>
-                          </a:xfrm>
-                          <a:prstGeom prst="rect">
-                            <a:avLst/>
-                          </a:prstGeom>
-                          <a:noFill/>
-                          <a:ln w="6350">
-                            <a:noFill/>
-                          </a:ln>
-                        </wps:spPr>
-                        <wps:txbx>
-                          <w:txbxContent>
-                            <w:p>
-                              <w:pPr>
-                                <w:spacing w:before="100" w:beforeAutospacing="1" w:after="100" w:afterAutospacing="1" w:line="240" w:lineRule="auto"/>
-                                <w:jc w:val="center"/>
-                                <w:rPr>
-                                  <w:rFonts w:ascii="Times New Roman" w:eastAsia="Times New Roman" w:hAnsi="Times New Roman" w:cs="Times New Roman"/>
-                                  <w:sz w:val="24"/>
-                                  <w:szCs w:val="24"/>
-                                  <w:lang w:eastAsia="pt-BR"/>
-                                </w:rPr>
-                              </w:pPr>
-                              <w:r>
-                                <w:rPr>
-                                  <w:b/>
-                                  <w:bCs/>
-                                </w:rPr>
-                                <w:t>2</w:t>
-                              </w:r>
-                              <w:r>
-                                <w:rPr>
-                                  <w:b/>
-                                  <w:bCs/>
-                                </w:rPr>
-                                <w:t xml:space="preserve">. </w:t>
-                              </w:r>
-                              <w:r>
-                                <w:rPr>
-                                  <w:rFonts w:ascii="Segoe UI Emoji" w:hAnsi="Segoe UI Emoji" w:cs="Segoe UI Emoji"/>
-                                  <w:b/>
-                                  <w:bCs/>
-                                </w:rPr>
-                                <w:t>👨</w:t>
-                              </w:r>
-                              <w:r>
-                                <w:rPr>
-                                  <w:b/>
-                                  <w:bCs/>
-                                </w:rPr>
-                                <w:t>‍</w:t>
-                              </w:r>
-                              <w:r>
-                                <w:rPr>
-                                  <w:rFonts w:ascii="Segoe UI Emoji" w:hAnsi="Segoe UI Emoji" w:cs="Segoe UI Emoji"/>
-                                  <w:b/>
-                                  <w:bCs/>
-                                </w:rPr>
-                                <w:t>🍼</w:t>
-                              </w:r>
-                              <w:r>
-                                <w:rPr>
-                                  <w:rFonts w:ascii="Segoe UI Emoji" w:hAnsi="Segoe UI Emoji" w:cs="Segoe UI Emoji"/>
-                                  <w:b/>
-                                  <w:bCs/>
-                                </w:rPr>
-                                <w:t xml:space="preserve"> </w:t>
-                              </w:r>
-                              <w:r>
-                                <w:rPr>
-                                  <w:rFonts w:ascii="Times New Roman" w:eastAsia="Times New Roman" w:hAnsi="Times New Roman" w:cs="Times New Roman"/>
-                                  <w:sz w:val="24"/>
-                                  <w:szCs w:val="24"/>
-                                  <w:lang w:eastAsia="pt-BR"/>
-                                </w:rPr>
-                                <w:t>PAI x FILHO</w:t>
-                              </w:r>
-                            </w:p>
-                            <w:p/>
-                            <w:p/>
-                          </w:txbxContent>
-                        </wps:txbx>
-                        <wps:bodyPr rot="0" spcFirstLastPara="0" vertOverflow="overflow" horzOverflow="overflow" vert="horz" wrap="square" lIns="91440" tIns="45720" rIns="91440" bIns="45720" numCol="1" spcCol="0" rtlCol="0" fromWordArt="0" anchor="t" anchorCtr="0" forceAA="0" compatLnSpc="1">
-                          <a:prstTxWarp prst="textNoShape">
-                            <a:avLst/>
-                          </a:prstTxWarp>
-                          <a:noAutofit/>
-                        </wps:bodyPr>
-                      </wps:wsp>
-                    </wpg:wgp>
-                  </a:graphicData>
-                </a:graphic>
-                <wp14:sizeRelH relativeFrom="margin">
-                  <wp14:pctWidth>0</wp14:pctWidth>
-                </wp14:sizeRelH>
-                <wp14:sizeRelV relativeFrom="margin">
-                  <wp14:pctHeight>0</wp14:pctHeight>
-                </wp14:sizeRelV>
-              </wp:anchor>
-            </w:drawing>
-          </mc:Choice>
-          <mc:Fallback>
-            <w:pict>
-              <v:group w14:anchorId="0EF3687C" id="_x0000_s1029" style="position:absolute;margin-left:100.45pt;margin-top:-39.35pt;width:223.45pt;height:37.5pt;z-index:251657728;mso-position-horizontal-relative:margin;mso-width-relative:margin;mso-height-relative:margin" coordorigin="860" coordsize="10249,4476" o:gfxdata="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">
-                <v:shape id="Seta: Pentágono 1" o:spid="_x0000_s1030" type="#_x0000_t176" style="position:absolute;left:860;width:10249;height:4476;visibility:visible;mso-wrap-style:square;v-text-anchor:middle" o:gfxdata="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" fillcolor="#4f81bd [3204]" strokecolor="#0a121c [484]" strokeweight="2pt"/>
-                <v:shape id="Caixa de Texto 3" o:spid="_x0000_s1031" type="#_x0000_t202" style="position:absolute;left:959;top:666;width:9961;height:3048;visibility:visible;mso-wrap-style:square;v-text-anchor:top" o:gfxdata="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" filled="f" stroked="f" strokeweight=".5pt">
-                  <v:textbox>
-                    <w:txbxContent>
-                      <w:p>
-                        <w:pPr>
-                          <w:spacing w:before="100" w:beforeAutospacing="1" w:after="100" w:afterAutospacing="1" w:line="240" w:lineRule="auto"/>
-                          <w:jc w:val="center"/>
-                          <w:rPr>
-                            <w:rFonts w:ascii="Times New Roman" w:eastAsia="Times New Roman" w:hAnsi="Times New Roman" w:cs="Times New Roman"/>
-                            <w:sz w:val="24"/>
-                            <w:szCs w:val="24"/>
-                            <w:lang w:eastAsia="pt-BR"/>
-                          </w:rPr>
-                        </w:pPr>
-                        <w:r>
-                          <w:rPr>
-                            <w:b/>
-                            <w:bCs/>
-                          </w:rPr>
-                          <w:t>2</w:t>
-                        </w:r>
-                        <w:r>
-                          <w:rPr>
-                            <w:b/>
-                            <w:bCs/>
-                          </w:rPr>
-                          <w:t xml:space="preserve">. </w:t>
-                        </w:r>
-                        <w:r>
-                          <w:rPr>
-                            <w:rFonts w:ascii="Segoe UI Emoji" w:hAnsi="Segoe UI Emoji" w:cs="Segoe UI Emoji"/>
-                            <w:b/>
-                            <w:bCs/>
-                          </w:rPr>
-                          <w:t>👨</w:t>
-                        </w:r>
-                        <w:r>
-                          <w:rPr>
-                            <w:b/>
-                            <w:bCs/>
-                          </w:rPr>
-                          <w:t>‍</w:t>
-                        </w:r>
-                        <w:r>
-                          <w:rPr>
-                            <w:rFonts w:ascii="Segoe UI Emoji" w:hAnsi="Segoe UI Emoji" w:cs="Segoe UI Emoji"/>
-                            <w:b/>
-                            <w:bCs/>
-                          </w:rPr>
-                          <w:t>🍼</w:t>
-                        </w:r>
-                        <w:r>
-                          <w:rPr>
-                            <w:rFonts w:ascii="Segoe UI Emoji" w:hAnsi="Segoe UI Emoji" w:cs="Segoe UI Emoji"/>
-                            <w:b/>
-                            <w:bCs/>
-                          </w:rPr>
-                          <w:t xml:space="preserve"> </w:t>
-                        </w:r>
-                        <w:r>
-                          <w:rPr>
-                            <w:rFonts w:ascii="Times New Roman" w:eastAsia="Times New Roman" w:hAnsi="Times New Roman" w:cs="Times New Roman"/>
-                            <w:sz w:val="24"/>
-                            <w:szCs w:val="24"/>
-                            <w:lang w:eastAsia="pt-BR"/>
-                          </w:rPr>
-                          <w:t>PAI x FILHO</w:t>
-                        </w:r>
-                      </w:p>
-                      <w:p/>
-                      <w:p/>
-                    </w:txbxContent>
-                  </v:textbox>
-                </v:shape>
-                <w10:wrap anchorx="margin"/>
-              </v:group>
-            </w:pict>
-          </mc:Fallback>
-        </mc:AlternateContent>
-      </w:r>
-    </w:p>
-    <w:p>
-      <w:pPr>
-        <w:pStyle w:val="PargrafodaLista"/>
-        <w:numPr>
-          <w:ilvl w:val="0"/>
-          <w:numId w:val="4"/>
-        </w:numPr>
-        <w:tabs>
-          <w:tab w:val="left" w:pos="5940"/>
-        </w:tabs>
-      </w:pPr>
-      <w:r>
-        <w:rPr>
-          <w:b/>
-          <w:bCs/>
-        </w:rPr>
-        <w:t>Elemento pai:</w:t>
-      </w:r>
-      <w:r>
-        <w:t xml:space="preserve"> é aquele que envolve ou contém outro elemento.</w:t>
-      </w:r>
-    </w:p>
-    <w:p>
-      <w:pPr>
-        <w:pStyle w:val="PargrafodaLista"/>
-        <w:numPr>
-          <w:ilvl w:val="0"/>
-          <w:numId w:val="4"/>
-        </w:numPr>
-        <w:tabs>
-          <w:tab w:val="left" w:pos="5940"/>
-        </w:tabs>
-      </w:pPr>
-      <w:r>
-        <w:rPr>
-          <w:b/>
-          <w:bCs/>
-        </w:rPr>
-        <w:t>Elemento filho:</w:t>
-      </w:r>
-      <w:r>
-        <w:t xml:space="preserve"> é o que está dentro de um elemento pai.</w:t>
-      </w:r>
-    </w:p>
-    <w:p>
-      <w:pPr>
-        <w:tabs>
-          <w:tab w:val="left" w:pos="5940"/>
-        </w:tabs>
-      </w:pPr>
-      <w:r>
-        <w:rPr>
-          <w:noProof/>
-        </w:rPr>
-        <w:drawing>
-          <wp:inline distT="0" distB="0" distL="0" distR="0" wp14:anchorId="261DB34E" wp14:editId="5C748C74">
-            <wp:extent cx="5400040" cy="1270635"/>
-            <wp:effectExtent l="0" t="0" r="0" b="5715"/>
-            <wp:docPr id="1682673777" name="Imagem 1"/>
-            <wp:cNvGraphicFramePr>
-              <a:graphicFrameLocks xmlns:a="http://schemas.openxmlformats.org/drawingml/2006/main" noChangeAspect="1"/>
-            </wp:cNvGraphicFramePr>
-            <a:graphic xmlns:a="http://schemas.openxmlformats.org/drawingml/2006/main">
-              <a:graphicData uri="http://schemas.openxmlformats.org/drawingml/2006/picture">
-                <pic:pic xmlns:pic="http://schemas.openxmlformats.org/drawingml/2006/picture">
-                  <pic:nvPicPr>
-                    <pic:cNvPr id="1682673777" name=""/>
-                    <pic:cNvPicPr/>
-                  </pic:nvPicPr>
-                  <pic:blipFill>
-                    <a:blip r:embed="rId7"/>
-                    <a:stretch>
-                      <a:fillRect/>
-                    </a:stretch>
-                  </pic:blipFill>
-                  <pic:spPr>
-                    <a:xfrm>
-                      <a:off x="0" y="0"/>
-                      <a:ext cx="5400040" cy="1270635"/>
-                    </a:xfrm>
-                    <a:prstGeom prst="rect">
-                      <a:avLst/>
-                    </a:prstGeom>
-                  </pic:spPr>
-                </pic:pic>
-              </a:graphicData>
-            </a:graphic>
-          </wp:inline>
-        </w:drawing>
-      </w:r>
-    </w:p>
-    <w:p>
-      <w:pPr>
-        <w:tabs>
-          <w:tab w:val="left" w:pos="5940"/>
-        </w:tabs>
-      </w:pPr>
-      <w:r>
-        <w:rPr>
-          <w:b/>
-          <w:bCs/>
-        </w:rPr>
-        <w:pict w14:anchorId="342496DD">
-          <v:rect id="_x0000_i1026" style="width:0;height:1.5pt" o:hralign="center" o:bullet="t" o:hrstd="t" o:hr="t" fillcolor="#a0a0a0" stroked="f"/>
         </w:pict>
       </w:r>
     </w:p>
@@ -872,9 +488,9 @@
           </mc:Choice>
           <mc:Fallback>
             <w:pict>
-              <v:group w14:anchorId="278E39E1" id="_x0000_s1032" style="position:absolute;margin-left:106.15pt;margin-top:-39pt;width:223.45pt;height:37.5pt;z-index:251652608;mso-position-horizontal-relative:margin;mso-width-relative:margin;mso-height-relative:margin" coordorigin="860" coordsize="10249,4476" o:gfxdata="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">
-                <v:shape id="Seta: Pentágono 1" o:spid="_x0000_s1033" type="#_x0000_t176" style="position:absolute;left:860;width:10249;height:4476;visibility:visible;mso-wrap-style:square;v-text-anchor:middle" o:gfxdata="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" fillcolor="#4f81bd [3204]" strokecolor="#0a121c [484]" strokeweight="2pt"/>
-                <v:shape id="Caixa de Texto 3" o:spid="_x0000_s1034" type="#_x0000_t202" style="position:absolute;left:959;top:666;width:9961;height:3048;visibility:visible;mso-wrap-style:square;v-text-anchor:top" o:gfxdata="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" filled="f" stroked="f" strokeweight=".5pt">
+              <v:group w14:anchorId="278E39E1" id="_x0000_s1029" style="position:absolute;margin-left:106.15pt;margin-top:-39pt;width:223.45pt;height:37.5pt;z-index:251652608;mso-position-horizontal-relative:margin;mso-width-relative:margin;mso-height-relative:margin" coordorigin="860" coordsize="10249,4476" o:gfxdata="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">
+                <v:shape id="Seta: Pentágono 1" o:spid="_x0000_s1030" type="#_x0000_t176" style="position:absolute;left:860;width:10249;height:4476;visibility:visible;mso-wrap-style:square;v-text-anchor:middle" o:gfxdata="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" fillcolor="#4f81bd [3204]" strokecolor="#0a121c [484]" strokeweight="2pt"/>
+                <v:shape id="Caixa de Texto 3" o:spid="_x0000_s1031" type="#_x0000_t202" style="position:absolute;left:959;top:666;width:9961;height:3048;visibility:visible;mso-wrap-style:square;v-text-anchor:top" o:gfxdata="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" filled="f" stroked="f" strokeweight=".5pt">
                   <v:textbox>
                     <w:txbxContent>
                       <w:p>
@@ -953,11 +569,21 @@
       <w:r>
         <w:rPr>
           <w:rFonts w:ascii="Times New Roman" w:eastAsia="Times New Roman" w:hAnsi="Times New Roman" w:cs="Times New Roman"/>
+          <w:color w:val="005E00"/>
           <w:sz w:val="24"/>
           <w:szCs w:val="24"/>
           <w:lang w:eastAsia="pt-BR"/>
         </w:rPr>
-        <w:t>✅ Resumo simples:</w:t>
+        <w:t xml:space="preserve">✅ </w:t>
+      </w:r>
+      <w:r>
+        <w:rPr>
+          <w:rFonts w:ascii="Times New Roman" w:eastAsia="Times New Roman" w:hAnsi="Times New Roman" w:cs="Times New Roman"/>
+          <w:sz w:val="24"/>
+          <w:szCs w:val="24"/>
+          <w:lang w:eastAsia="pt-BR"/>
+        </w:rPr>
+        <w:t>Resumo simples:</w:t>
       </w:r>
     </w:p>
     <w:p>
@@ -1152,7 +778,7 @@
                     <pic:cNvPicPr/>
                   </pic:nvPicPr>
                   <pic:blipFill>
-                    <a:blip r:embed="rId8"/>
+                    <a:blip r:embed="rId7"/>
                     <a:stretch>
                       <a:fillRect/>
                     </a:stretch>
@@ -1214,7 +840,6 @@
           <w:noProof/>
           <w:lang w:eastAsia="pt-BR"/>
         </w:rPr>
-        <w:lastRenderedPageBreak/>
         <mc:AlternateContent>
           <mc:Choice Requires="wpg">
             <w:drawing>
@@ -1365,9 +990,9 @@
           </mc:Choice>
           <mc:Fallback>
             <w:pict>
-              <v:group w14:anchorId="417435D6" id="_x0000_s1035" style="position:absolute;left:0;text-align:left;margin-left:96.4pt;margin-top:1.35pt;width:223.45pt;height:37.5pt;z-index:251653632;mso-position-horizontal-relative:margin;mso-width-relative:margin;mso-height-relative:margin" coordorigin="860" coordsize="10249,4476" o:gfxdata="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">
-                <v:shape id="Seta: Pentágono 1" o:spid="_x0000_s1036" type="#_x0000_t176" style="position:absolute;left:860;width:10249;height:4476;visibility:visible;mso-wrap-style:square;v-text-anchor:middle" o:gfxdata="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" fillcolor="#4f81bd [3204]" strokecolor="#0a121c [484]" strokeweight="2pt"/>
-                <v:shape id="Caixa de Texto 3" o:spid="_x0000_s1037" type="#_x0000_t202" style="position:absolute;left:959;top:666;width:9961;height:3048;visibility:visible;mso-wrap-style:square;v-text-anchor:top" o:gfxdata="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" filled="f" stroked="f" strokeweight=".5pt">
+              <v:group w14:anchorId="417435D6" id="_x0000_s1032" style="position:absolute;left:0;text-align:left;margin-left:96.4pt;margin-top:1.35pt;width:223.45pt;height:37.5pt;z-index:251653632;mso-position-horizontal-relative:margin;mso-width-relative:margin;mso-height-relative:margin" coordorigin="860" coordsize="10249,4476" o:gfxdata="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">
+                <v:shape id="Seta: Pentágono 1" o:spid="_x0000_s1033" type="#_x0000_t176" style="position:absolute;left:860;width:10249;height:4476;visibility:visible;mso-wrap-style:square;v-text-anchor:middle" o:gfxdata="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" fillcolor="#4f81bd [3204]" strokecolor="#0a121c [484]" strokeweight="2pt"/>
+                <v:shape id="Caixa de Texto 3" o:spid="_x0000_s1034" type="#_x0000_t202" style="position:absolute;left:959;top:666;width:9961;height:3048;visibility:visible;mso-wrap-style:square;v-text-anchor:top" o:gfxdata="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" filled="f" stroked="f" strokeweight=".5pt">
                   <v:textbox>
                     <w:txbxContent>
                       <w:p>
@@ -1454,11 +1079,21 @@
       <w:r>
         <w:rPr>
           <w:rFonts w:ascii="Times New Roman" w:eastAsia="Times New Roman" w:hAnsi="Times New Roman" w:cs="Times New Roman"/>
+          <w:color w:val="005E00"/>
           <w:sz w:val="24"/>
           <w:szCs w:val="24"/>
           <w:lang w:eastAsia="pt-BR"/>
         </w:rPr>
-        <w:t>✅ Resumo simples:</w:t>
+        <w:t xml:space="preserve">✅ </w:t>
+      </w:r>
+      <w:r>
+        <w:rPr>
+          <w:rFonts w:ascii="Times New Roman" w:eastAsia="Times New Roman" w:hAnsi="Times New Roman" w:cs="Times New Roman"/>
+          <w:sz w:val="24"/>
+          <w:szCs w:val="24"/>
+          <w:lang w:eastAsia="pt-BR"/>
+        </w:rPr>
+        <w:t>Resumo simples:</w:t>
       </w:r>
     </w:p>
     <w:p>
@@ -1509,6 +1144,7 @@
         <w:rPr>
           <w:noProof/>
         </w:rPr>
+        <w:lastRenderedPageBreak/>
         <w:drawing>
           <wp:anchor distT="0" distB="0" distL="114300" distR="114300" simplePos="0" relativeHeight="251658752" behindDoc="1" locked="0" layoutInCell="1" allowOverlap="1" wp14:anchorId="0A32D06D" wp14:editId="22C724D6">
             <wp:simplePos x="0" y="0"/>
@@ -1533,7 +1169,7 @@
                     <pic:cNvPicPr/>
                   </pic:nvPicPr>
                   <pic:blipFill>
-                    <a:blip r:embed="rId9">
+                    <a:blip r:embed="rId8">
                       <a:extLst>
                         <a:ext uri="{28A0092B-C50C-407E-A947-70E740481C1C}">
                           <a14:useLocalDpi xmlns:a14="http://schemas.microsoft.com/office/drawing/2010/main" val="0"/>
@@ -1585,7 +1221,7 @@
                     <pic:cNvPicPr/>
                   </pic:nvPicPr>
                   <pic:blipFill>
-                    <a:blip r:embed="rId10"/>
+                    <a:blip r:embed="rId9"/>
                     <a:stretch>
                       <a:fillRect/>
                     </a:stretch>
@@ -1636,7 +1272,7 @@
                     <pic:cNvPicPr/>
                   </pic:nvPicPr>
                   <pic:blipFill>
-                    <a:blip r:embed="rId11"/>
+                    <a:blip r:embed="rId10"/>
                     <a:stretch>
                       <a:fillRect/>
                     </a:stretch>
@@ -1855,7 +1491,6 @@
           <w:rStyle w:val="Forte"/>
           <w:color w:val="EE0000"/>
         </w:rPr>
-        <w:lastRenderedPageBreak/>
         <w:t xml:space="preserve">Observação </w:t>
       </w:r>
       <w:r>
@@ -1915,13 +1550,8 @@
         <w:t xml:space="preserve"> </w:t>
       </w:r>
       <w:r>
-        <w:t xml:space="preserve">para </w:t>
-      </w:r>
-      <w:proofErr w:type="gramStart"/>
-      <w:r>
-        <w:t>web .</w:t>
-      </w:r>
-      <w:proofErr w:type="gramEnd"/>
+        <w:t>para web .</w:t>
+      </w:r>
       <w:r>
         <w:rPr>
           <w:b/>
@@ -1958,16 +1588,7 @@
           <w:bCs/>
           <w:color w:val="0070C0"/>
         </w:rPr>
-        <w:t xml:space="preserve">cm, mm, </w:t>
-      </w:r>
-      <w:proofErr w:type="gramStart"/>
-      <w:r>
-        <w:rPr>
-          <w:b/>
-          <w:bCs/>
-          <w:color w:val="0070C0"/>
-        </w:rPr>
-        <w:t xml:space="preserve">in, </w:t>
+        <w:t xml:space="preserve">cm, mm, in, </w:t>
       </w:r>
       <w:proofErr w:type="spellStart"/>
       <w:r>
@@ -1979,7 +1600,6 @@
         <w:t>pt</w:t>
       </w:r>
       <w:proofErr w:type="spellEnd"/>
-      <w:proofErr w:type="gramEnd"/>
       <w:r>
         <w:rPr>
           <w:b/>
@@ -2080,6 +1700,7 @@
           <w:bCs/>
           <w:color w:val="0070C0"/>
         </w:rPr>
+        <w:lastRenderedPageBreak/>
         <w:t xml:space="preserve">rem: </w:t>
       </w:r>
       <w:r>
@@ -2395,7 +2016,7 @@
                     <pic:cNvPicPr/>
                   </pic:nvPicPr>
                   <pic:blipFill>
-                    <a:blip r:embed="rId12"/>
+                    <a:blip r:embed="rId11"/>
                     <a:stretch>
                       <a:fillRect/>
                     </a:stretch>
@@ -2560,15 +2181,7 @@
       </w:r>
       <w:proofErr w:type="spellEnd"/>
       <w:r>
-        <w:t>: 50px</w:t>
-      </w:r>
-      <w:proofErr w:type="gramStart"/>
-      <w:r>
-        <w:t>; }</w:t>
-      </w:r>
-      <w:proofErr w:type="gramEnd"/>
-      <w:r>
-        <w:t xml:space="preserve"> </w:t>
+        <w:t xml:space="preserve">: 50px; } </w:t>
       </w:r>
       <w:r>
         <w:rPr>
@@ -2644,7 +2257,7 @@
                     <pic:cNvPicPr/>
                   </pic:nvPicPr>
                   <pic:blipFill>
-                    <a:blip r:embed="rId13"/>
+                    <a:blip r:embed="rId12"/>
                     <a:stretch>
                       <a:fillRect/>
                     </a:stretch>
@@ -2759,13 +2372,8 @@
       <w:r>
         <w:t xml:space="preserve"> </w:t>
       </w:r>
-      <w:proofErr w:type="gramStart"/>
-      <w:r>
-        <w:t>Dá</w:t>
-      </w:r>
-      <w:proofErr w:type="gramEnd"/>
-      <w:r>
-        <w:t xml:space="preserve"> um espaço interno na parte inferior da seção, igual a 10% da altura da janela, aumentando a distância do conteúdo até a base da seção.</w:t>
+      <w:r>
+        <w:t>Dá um espaço interno na parte inferior da seção, igual a 10% da altura da janela, aumentando a distância do conteúdo até a base da seção.</w:t>
       </w:r>
     </w:p>
     <w:p>
@@ -2808,13 +2416,8 @@
       <w:r>
         <w:t xml:space="preserve"> </w:t>
       </w:r>
-      <w:proofErr w:type="gramStart"/>
-      <w:r>
-        <w:t>Dá</w:t>
-      </w:r>
-      <w:proofErr w:type="gramEnd"/>
-      <w:r>
-        <w:t xml:space="preserve"> um espaço interno à esquerda fixo de 30 pixels, afastando o conteúdo da borda esquerda.</w:t>
+      <w:r>
+        <w:t>Dá um espaço interno à esquerda fixo de 30 pixels, afastando o conteúdo da borda esquerda.</w:t>
       </w:r>
     </w:p>
     <w:p>
@@ -2842,7 +2445,6 @@
         <w:rPr>
           <w:noProof/>
         </w:rPr>
-        <w:lastRenderedPageBreak/>
         <w:drawing>
           <wp:inline distT="0" distB="0" distL="0" distR="0" wp14:anchorId="3D1DF104" wp14:editId="29EF3BEB">
             <wp:extent cx="5400040" cy="1379220"/>
@@ -2859,7 +2461,7 @@
                     <pic:cNvPicPr/>
                   </pic:nvPicPr>
                   <pic:blipFill>
-                    <a:blip r:embed="rId14"/>
+                    <a:blip r:embed="rId13"/>
                     <a:stretch>
                       <a:fillRect/>
                     </a:stretch>
@@ -2897,6 +2499,7 @@
           <w:szCs w:val="24"/>
           <w:lang w:eastAsia="pt-BR"/>
         </w:rPr>
+        <w:lastRenderedPageBreak/>
         <w:t>✅</w:t>
       </w:r>
       <w:r>
@@ -3200,9 +2803,9 @@
           </mc:Choice>
           <mc:Fallback>
             <w:pict>
-              <v:group w14:anchorId="01BB2A19" id="_x0000_s1038" style="position:absolute;margin-left:100.5pt;margin-top:.2pt;width:223.45pt;height:37.5pt;z-index:251659776;mso-position-horizontal-relative:margin;mso-width-relative:margin;mso-height-relative:margin" coordorigin="860" coordsize="10249,4476" o:gfxdata="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">
-                <v:shape id="Seta: Pentágono 1" o:spid="_x0000_s1039" type="#_x0000_t176" style="position:absolute;left:860;width:10249;height:4476;visibility:visible;mso-wrap-style:square;v-text-anchor:middle" o:gfxdata="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" fillcolor="#4f81bd [3204]" strokecolor="#0a121c [484]" strokeweight="2pt"/>
-                <v:shape id="Caixa de Texto 3" o:spid="_x0000_s1040" type="#_x0000_t202" style="position:absolute;left:959;top:666;width:9961;height:3048;visibility:visible;mso-wrap-style:square;v-text-anchor:top" o:gfxdata="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" filled="f" stroked="f" strokeweight=".5pt">
+              <v:group w14:anchorId="01BB2A19" id="_x0000_s1035" style="position:absolute;margin-left:100.5pt;margin-top:.2pt;width:223.45pt;height:37.5pt;z-index:251659776;mso-position-horizontal-relative:margin;mso-width-relative:margin;mso-height-relative:margin" coordorigin="860" coordsize="10249,4476" o:gfxdata="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">
+                <v:shape id="Seta: Pentágono 1" o:spid="_x0000_s1036" type="#_x0000_t176" style="position:absolute;left:860;width:10249;height:4476;visibility:visible;mso-wrap-style:square;v-text-anchor:middle" o:gfxdata="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" fillcolor="#4f81bd [3204]" strokecolor="#0a121c [484]" strokeweight="2pt"/>
+                <v:shape id="Caixa de Texto 3" o:spid="_x0000_s1037" type="#_x0000_t202" style="position:absolute;left:959;top:666;width:9961;height:3048;visibility:visible;mso-wrap-style:square;v-text-anchor:top" o:gfxdata="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" filled="f" stroked="f" strokeweight=".5pt">
                   <v:textbox>
                     <w:txbxContent>
                       <w:p>
@@ -3541,85 +3144,7 @@
           <w:szCs w:val="24"/>
           <w:lang w:eastAsia="pt-BR"/>
         </w:rPr>
-        <w:t xml:space="preserve">, </w:t>
-      </w:r>
-      <w:proofErr w:type="spellStart"/>
-      <w:r>
-        <w:rPr>
-          <w:rFonts w:ascii="Times New Roman" w:eastAsia="Times New Roman" w:hAnsi="Times New Roman" w:cs="Times New Roman"/>
-          <w:b/>
-          <w:bCs/>
-          <w:color w:val="0070C0"/>
-          <w:sz w:val="24"/>
-          <w:szCs w:val="24"/>
-          <w:lang w:eastAsia="pt-BR"/>
-        </w:rPr>
-        <w:t>vh</w:t>
-      </w:r>
-      <w:proofErr w:type="spellEnd"/>
-      <w:r>
-        <w:rPr>
-          <w:rFonts w:ascii="Times New Roman" w:eastAsia="Times New Roman" w:hAnsi="Times New Roman" w:cs="Times New Roman"/>
-          <w:b/>
-          <w:bCs/>
-          <w:color w:val="0070C0"/>
-          <w:sz w:val="24"/>
-          <w:szCs w:val="24"/>
-          <w:lang w:eastAsia="pt-BR"/>
-        </w:rPr>
-        <w:t xml:space="preserve">, </w:t>
-      </w:r>
-      <w:proofErr w:type="spellStart"/>
-      <w:r>
-        <w:rPr>
-          <w:rFonts w:ascii="Times New Roman" w:eastAsia="Times New Roman" w:hAnsi="Times New Roman" w:cs="Times New Roman"/>
-          <w:b/>
-          <w:bCs/>
-          <w:color w:val="0070C0"/>
-          <w:sz w:val="24"/>
-          <w:szCs w:val="24"/>
-          <w:lang w:eastAsia="pt-BR"/>
-        </w:rPr>
-        <w:t>vmin</w:t>
-      </w:r>
-      <w:proofErr w:type="spellEnd"/>
-      <w:r>
-        <w:rPr>
-          <w:rFonts w:ascii="Times New Roman" w:eastAsia="Times New Roman" w:hAnsi="Times New Roman" w:cs="Times New Roman"/>
-          <w:b/>
-          <w:bCs/>
-          <w:color w:val="0070C0"/>
-          <w:sz w:val="24"/>
-          <w:szCs w:val="24"/>
-          <w:lang w:eastAsia="pt-BR"/>
-        </w:rPr>
-        <w:t xml:space="preserve">, </w:t>
-      </w:r>
-      <w:proofErr w:type="spellStart"/>
-      <w:r>
-        <w:rPr>
-          <w:rFonts w:ascii="Times New Roman" w:eastAsia="Times New Roman" w:hAnsi="Times New Roman" w:cs="Times New Roman"/>
-          <w:b/>
-          <w:bCs/>
-          <w:color w:val="0070C0"/>
-          <w:sz w:val="24"/>
-          <w:szCs w:val="24"/>
-          <w:lang w:eastAsia="pt-BR"/>
-        </w:rPr>
-        <w:t>vmax</w:t>
-      </w:r>
-      <w:proofErr w:type="spellEnd"/>
-      <w:r>
-        <w:rPr>
-          <w:rFonts w:ascii="Times New Roman" w:eastAsia="Times New Roman" w:hAnsi="Times New Roman" w:cs="Times New Roman"/>
-          <w:b/>
-          <w:bCs/>
-          <w:color w:val="0070C0"/>
-          <w:sz w:val="24"/>
-          <w:szCs w:val="24"/>
-          <w:lang w:eastAsia="pt-BR"/>
-        </w:rPr>
-        <w:t>.</w:t>
+        <w:t>, vh, vmin, vmax.</w:t>
       </w:r>
     </w:p>
     <w:p>
@@ -3660,7 +3185,7 @@
                     <pic:cNvPicPr/>
                   </pic:nvPicPr>
                   <pic:blipFill>
-                    <a:blip r:embed="rId15"/>
+                    <a:blip r:embed="rId14"/>
                     <a:stretch>
                       <a:fillRect/>
                     </a:stretch>
@@ -3779,7 +3304,6 @@
           <w:noProof/>
           <w:lang w:eastAsia="pt-BR"/>
         </w:rPr>
-        <w:lastRenderedPageBreak/>
         <mc:AlternateContent>
           <mc:Choice Requires="wpg">
             <w:drawing>
@@ -3937,9 +3461,9 @@
           </mc:Choice>
           <mc:Fallback>
             <w:pict>
-              <v:group w14:anchorId="5433F82B" id="_x0000_s1041" style="position:absolute;left:0;text-align:left;margin-left:100.5pt;margin-top:.7pt;width:223.45pt;height:37.5pt;z-index:251662848;mso-position-horizontal-relative:margin;mso-width-relative:margin;mso-height-relative:margin" coordorigin="860" coordsize="10249,4476" o:gfxdata="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">
-                <v:shape id="Seta: Pentágono 1" o:spid="_x0000_s1042" type="#_x0000_t176" style="position:absolute;left:860;width:10249;height:4476;visibility:visible;mso-wrap-style:square;v-text-anchor:middle" o:gfxdata="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" fillcolor="#4f81bd [3204]" strokecolor="#0a121c [484]" strokeweight="2pt"/>
-                <v:shape id="Caixa de Texto 3" o:spid="_x0000_s1043" type="#_x0000_t202" style="position:absolute;left:959;top:666;width:9961;height:3048;visibility:visible;mso-wrap-style:square;v-text-anchor:top" o:gfxdata="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" filled="f" stroked="f" strokeweight=".5pt">
+              <v:group w14:anchorId="5433F82B" id="_x0000_s1038" style="position:absolute;left:0;text-align:left;margin-left:100.5pt;margin-top:.7pt;width:223.45pt;height:37.5pt;z-index:251662848;mso-position-horizontal-relative:margin;mso-width-relative:margin;mso-height-relative:margin" coordorigin="860" coordsize="10249,4476" o:gfxdata="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">
+                <v:shape id="Seta: Pentágono 1" o:spid="_x0000_s1039" type="#_x0000_t176" style="position:absolute;left:860;width:10249;height:4476;visibility:visible;mso-wrap-style:square;v-text-anchor:middle" o:gfxdata="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" fillcolor="#4f81bd [3204]" strokecolor="#0a121c [484]" strokeweight="2pt"/>
+                <v:shape id="Caixa de Texto 3" o:spid="_x0000_s1040" type="#_x0000_t202" style="position:absolute;left:959;top:666;width:9961;height:3048;visibility:visible;mso-wrap-style:square;v-text-anchor:top" o:gfxdata="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" filled="f" stroked="f" strokeweight=".5pt">
                   <v:textbox>
                     <w:txbxContent>
                       <w:p>
@@ -4111,6 +3635,7 @@
           <w:szCs w:val="20"/>
           <w:lang w:eastAsia="pt-BR"/>
         </w:rPr>
+        <w:lastRenderedPageBreak/>
         <w:t>div</w:t>
       </w:r>
       <w:proofErr w:type="spellEnd"/>
@@ -4324,7 +3849,7 @@
                     <pic:cNvPicPr/>
                   </pic:nvPicPr>
                   <pic:blipFill>
-                    <a:blip r:embed="rId16"/>
+                    <a:blip r:embed="rId15"/>
                     <a:stretch>
                       <a:fillRect/>
                     </a:stretch>
@@ -5150,7 +4675,6 @@
         <w:t xml:space="preserve">: </w:t>
       </w:r>
       <w:proofErr w:type="spellStart"/>
-      <w:proofErr w:type="gramStart"/>
       <w:r>
         <w:rPr>
           <w:b/>
@@ -5166,16 +4690,7 @@
           <w:bCs/>
           <w:color w:val="0070C0"/>
         </w:rPr>
-        <w:t>(</w:t>
-      </w:r>
-      <w:proofErr w:type="gramEnd"/>
-      <w:r>
-        <w:rPr>
-          <w:b/>
-          <w:bCs/>
-          <w:color w:val="0070C0"/>
-        </w:rPr>
-        <w:t xml:space="preserve">) </w:t>
+        <w:t xml:space="preserve">() </w:t>
       </w:r>
       <w:r>
         <w:rPr>
@@ -5215,7 +4730,7 @@
                     <pic:cNvPicPr/>
                   </pic:nvPicPr>
                   <pic:blipFill>
-                    <a:blip r:embed="rId17"/>
+                    <a:blip r:embed="rId16"/>
                     <a:stretch>
                       <a:fillRect/>
                     </a:stretch>
@@ -5252,7 +4767,6 @@
           <w:b/>
           <w:bCs/>
         </w:rPr>
-        <w:lastRenderedPageBreak/>
         <w:t>📦</w:t>
       </w:r>
       <w:r>
@@ -5376,6 +4890,7 @@
           <w:bCs/>
           <w:color w:val="0070C0"/>
         </w:rPr>
+        <w:lastRenderedPageBreak/>
         <w:t>flex-direction</w:t>
       </w:r>
       <w:proofErr w:type="spellEnd"/>
@@ -5683,7 +5198,6 @@
         <w:t xml:space="preserve">: </w:t>
       </w:r>
       <w:proofErr w:type="spellStart"/>
-      <w:proofErr w:type="gramStart"/>
       <w:r>
         <w:rPr>
           <w:b/>
@@ -5699,16 +5213,7 @@
           <w:bCs/>
           <w:color w:val="0070C0"/>
         </w:rPr>
-        <w:t>(</w:t>
-      </w:r>
-      <w:proofErr w:type="gramEnd"/>
-      <w:r>
-        <w:rPr>
-          <w:b/>
-          <w:bCs/>
-          <w:color w:val="0070C0"/>
-        </w:rPr>
-        <w:t>)</w:t>
+        <w:t>()</w:t>
       </w:r>
       <w:r>
         <w:rPr>
@@ -5933,7 +5438,7 @@
                     <pic:cNvPicPr/>
                   </pic:nvPicPr>
                   <pic:blipFill>
-                    <a:blip r:embed="rId18"/>
+                    <a:blip r:embed="rId17"/>
                     <a:stretch>
                       <a:fillRect/>
                     </a:stretch>
@@ -5993,7 +5498,6 @@
           <w:noProof/>
           <w:lang w:eastAsia="pt-BR"/>
         </w:rPr>
-        <w:lastRenderedPageBreak/>
         <mc:AlternateContent>
           <mc:Choice Requires="wpg">
             <w:drawing>
@@ -6099,7 +5603,6 @@
                                 </w:rPr>
                                 <w:t xml:space="preserve">. </w:t>
                               </w:r>
-                              <w:proofErr w:type="gramStart"/>
                               <w:r>
                                 <w:rPr>
                                   <w:rFonts w:ascii="Segoe UI Emoji" w:hAnsi="Segoe UI Emoji" w:cs="Segoe UI Emoji"/>
@@ -6114,16 +5617,7 @@
                                   <w:b/>
                                   <w:bCs/>
                                 </w:rPr>
-                                <w:t xml:space="preserve"> DISPLAY</w:t>
-                              </w:r>
-                              <w:proofErr w:type="gramEnd"/>
-                              <w:r>
-                                <w:rPr>
-                                  <w:rFonts w:ascii="Segoe UI Emoji" w:hAnsi="Segoe UI Emoji" w:cs="Segoe UI Emoji"/>
-                                  <w:b/>
-                                  <w:bCs/>
-                                </w:rPr>
-                                <w:t>: TIPOS</w:t>
+                                <w:t xml:space="preserve"> DISPLAY: TIPOS</w:t>
                               </w:r>
                             </w:p>
                             <w:p/>
@@ -6151,9 +5645,9 @@
           </mc:Choice>
           <mc:Fallback>
             <w:pict>
-              <v:group w14:anchorId="7A731E10" id="_x0000_s1044" style="position:absolute;margin-left:100.2pt;margin-top:.4pt;width:223.45pt;height:37.5pt;z-index:251654656;mso-position-horizontal-relative:margin;mso-width-relative:margin;mso-height-relative:margin" coordorigin="860" coordsize="10249,4476" o:gfxdata="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">
-                <v:shape id="Seta: Pentágono 1" o:spid="_x0000_s1045" type="#_x0000_t176" style="position:absolute;left:860;width:10249;height:4476;visibility:visible;mso-wrap-style:square;v-text-anchor:middle" o:gfxdata="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" fillcolor="#4f81bd [3204]" strokecolor="#0a121c [484]" strokeweight="2pt"/>
-                <v:shape id="Caixa de Texto 3" o:spid="_x0000_s1046" type="#_x0000_t202" style="position:absolute;left:959;top:666;width:9961;height:3542;visibility:visible;mso-wrap-style:square;v-text-anchor:top" o:gfxdata="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" filled="f" stroked="f" strokeweight=".5pt">
+              <v:group w14:anchorId="7A731E10" id="_x0000_s1041" style="position:absolute;margin-left:100.2pt;margin-top:.4pt;width:223.45pt;height:37.5pt;z-index:251654656;mso-position-horizontal-relative:margin;mso-width-relative:margin;mso-height-relative:margin" coordorigin="860" coordsize="10249,4476" o:gfxdata="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">
+                <v:shape id="Seta: Pentágono 1" o:spid="_x0000_s1042" type="#_x0000_t176" style="position:absolute;left:860;width:10249;height:4476;visibility:visible;mso-wrap-style:square;v-text-anchor:middle" o:gfxdata="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" fillcolor="#4f81bd [3204]" strokecolor="#0a121c [484]" strokeweight="2pt"/>
+                <v:shape id="Caixa de Texto 3" o:spid="_x0000_s1043" type="#_x0000_t202" style="position:absolute;left:959;top:666;width:9961;height:3542;visibility:visible;mso-wrap-style:square;v-text-anchor:top" o:gfxdata="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" filled="f" stroked="f" strokeweight=".5pt">
                   <v:textbox>
                     <w:txbxContent>
                       <w:p>
@@ -6180,7 +5674,6 @@
                           </w:rPr>
                           <w:t xml:space="preserve">. </w:t>
                         </w:r>
-                        <w:proofErr w:type="gramStart"/>
                         <w:r>
                           <w:rPr>
                             <w:rFonts w:ascii="Segoe UI Emoji" w:hAnsi="Segoe UI Emoji" w:cs="Segoe UI Emoji"/>
@@ -6195,16 +5688,7 @@
                             <w:b/>
                             <w:bCs/>
                           </w:rPr>
-                          <w:t xml:space="preserve"> DISPLAY</w:t>
-                        </w:r>
-                        <w:proofErr w:type="gramEnd"/>
-                        <w:r>
-                          <w:rPr>
-                            <w:rFonts w:ascii="Segoe UI Emoji" w:hAnsi="Segoe UI Emoji" w:cs="Segoe UI Emoji"/>
-                            <w:b/>
-                            <w:bCs/>
-                          </w:rPr>
-                          <w:t>: TIPOS</w:t>
+                          <w:t xml:space="preserve"> DISPLAY: TIPOS</w:t>
                         </w:r>
                       </w:p>
                       <w:p/>
@@ -6294,6 +5778,7 @@
           <w:bCs/>
           <w:color w:val="0070C0"/>
         </w:rPr>
+        <w:lastRenderedPageBreak/>
         <w:t>inline</w:t>
       </w:r>
       <w:proofErr w:type="spellEnd"/>
@@ -6431,7 +5916,7 @@
                     <pic:cNvPicPr/>
                   </pic:nvPicPr>
                   <pic:blipFill>
-                    <a:blip r:embed="rId19"/>
+                    <a:blip r:embed="rId18"/>
                     <a:stretch>
                       <a:fillRect/>
                     </a:stretch>
@@ -6590,7 +6075,6 @@
           <w:noProof/>
           <w:lang w:eastAsia="pt-BR"/>
         </w:rPr>
-        <w:lastRenderedPageBreak/>
         <mc:AlternateContent>
           <mc:Choice Requires="wpg">
             <w:drawing>
@@ -6736,9 +6220,9 @@
           </mc:Choice>
           <mc:Fallback>
             <w:pict>
-              <v:group w14:anchorId="41EDC380" id="_x0000_s1047" style="position:absolute;margin-left:100.2pt;margin-top:.25pt;width:223.45pt;height:37.5pt;z-index:251660800;mso-position-horizontal-relative:margin;mso-width-relative:margin;mso-height-relative:margin" coordorigin="860" coordsize="10249,4476" o:gfxdata="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">
-                <v:shape id="Seta: Pentágono 1" o:spid="_x0000_s1048" type="#_x0000_t176" style="position:absolute;left:860;width:10249;height:4476;visibility:visible;mso-wrap-style:square;v-text-anchor:middle" o:gfxdata="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" fillcolor="#4f81bd [3204]" strokecolor="#0a121c [484]" strokeweight="2pt"/>
-                <v:shape id="Caixa de Texto 3" o:spid="_x0000_s1049" type="#_x0000_t202" style="position:absolute;left:959;top:666;width:9961;height:3363;visibility:visible;mso-wrap-style:square;v-text-anchor:top" o:gfxdata="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" filled="f" stroked="f" strokeweight=".5pt">
+              <v:group w14:anchorId="41EDC380" id="_x0000_s1044" style="position:absolute;margin-left:100.2pt;margin-top:.25pt;width:223.45pt;height:37.5pt;z-index:251660800;mso-position-horizontal-relative:margin;mso-width-relative:margin;mso-height-relative:margin" coordorigin="860" coordsize="10249,4476" o:gfxdata="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">
+                <v:shape id="Seta: Pentágono 1" o:spid="_x0000_s1045" type="#_x0000_t176" style="position:absolute;left:860;width:10249;height:4476;visibility:visible;mso-wrap-style:square;v-text-anchor:middle" o:gfxdata="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" fillcolor="#4f81bd [3204]" strokecolor="#0a121c [484]" strokeweight="2pt"/>
+                <v:shape id="Caixa de Texto 3" o:spid="_x0000_s1046" type="#_x0000_t202" style="position:absolute;left:959;top:666;width:9961;height:3363;visibility:visible;mso-wrap-style:square;v-text-anchor:top" o:gfxdata="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" filled="f" stroked="f" strokeweight=".5pt">
                   <v:textbox>
                     <w:txbxContent>
                       <w:p>
@@ -6891,6 +6375,7 @@
           <w:bCs/>
           <w:color w:val="0070C0"/>
         </w:rPr>
+        <w:lastRenderedPageBreak/>
         <w:t>align</w:t>
       </w:r>
       <w:proofErr w:type="spellEnd"/>
@@ -6984,7 +6469,6 @@
         <w:t xml:space="preserve">: </w:t>
       </w:r>
       <w:proofErr w:type="spellStart"/>
-      <w:proofErr w:type="gramStart"/>
       <w:r>
         <w:rPr>
           <w:rFonts w:ascii="Times New Roman" w:eastAsia="Times New Roman" w:hAnsi="Times New Roman" w:cs="Times New Roman"/>
@@ -7004,7 +6488,6 @@
         </w:rPr>
         <w:t>;.</w:t>
       </w:r>
-      <w:proofErr w:type="gramEnd"/>
     </w:p>
     <w:p>
       <w:r>
@@ -7031,28 +6514,16 @@
           <w:rFonts w:ascii="Segoe UI Emoji" w:hAnsi="Segoe UI Emoji" w:cs="Segoe UI Emoji"/>
           <w:color w:val="92D050"/>
         </w:rPr>
-        <w:t>✔</w:t>
-      </w:r>
-      <w:proofErr w:type="gramStart"/>
-      <w:r>
-        <w:rPr>
-          <w:rFonts w:ascii="Segoe UI Emoji" w:hAnsi="Segoe UI Emoji" w:cs="Segoe UI Emoji"/>
+        <w:t>✔️</w:t>
+      </w:r>
+      <w:r>
+        <w:rPr>
           <w:color w:val="92D050"/>
         </w:rPr>
-        <w:t>️</w:t>
-      </w:r>
-      <w:r>
-        <w:rPr>
-          <w:color w:val="92D050"/>
-        </w:rPr>
         <w:t xml:space="preserve"> </w:t>
       </w:r>
       <w:r>
-        <w:t>Ou</w:t>
-      </w:r>
-      <w:proofErr w:type="gramEnd"/>
-      <w:r>
-        <w:t xml:space="preserve"> seja, no </w:t>
+        <w:t xml:space="preserve">Ou seja, no </w:t>
       </w:r>
       <w:r>
         <w:rPr>
@@ -7091,7 +6562,7 @@
                     <pic:cNvPicPr/>
                   </pic:nvPicPr>
                   <pic:blipFill>
-                    <a:blip r:embed="rId20"/>
+                    <a:blip r:embed="rId19"/>
                     <a:stretch>
                       <a:fillRect/>
                     </a:stretch>
@@ -7293,9 +6764,9 @@
           </mc:Choice>
           <mc:Fallback>
             <w:pict>
-              <v:group w14:anchorId="17ADF6E6" id="_x0000_s1050" style="position:absolute;margin-left:100.2pt;margin-top:17.35pt;width:223.45pt;height:37.5pt;z-index:251661824;mso-position-horizontal-relative:margin;mso-width-relative:margin;mso-height-relative:margin" coordorigin="860" coordsize="10249,4476" o:gfxdata="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">
-                <v:shape id="Seta: Pentágono 1" o:spid="_x0000_s1051" type="#_x0000_t176" style="position:absolute;left:860;width:10249;height:4476;visibility:visible;mso-wrap-style:square;v-text-anchor:middle" o:gfxdata="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" fillcolor="#4f81bd [3204]" strokecolor="#0a121c [484]" strokeweight="2pt"/>
-                <v:shape id="Caixa de Texto 3" o:spid="_x0000_s1052" type="#_x0000_t202" style="position:absolute;left:959;top:666;width:9961;height:3363;visibility:visible;mso-wrap-style:square;v-text-anchor:top" o:gfxdata="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" filled="f" stroked="f" strokeweight=".5pt">
+              <v:group w14:anchorId="17ADF6E6" id="_x0000_s1047" style="position:absolute;margin-left:100.2pt;margin-top:17.35pt;width:223.45pt;height:37.5pt;z-index:251661824;mso-position-horizontal-relative:margin;mso-width-relative:margin;mso-height-relative:margin" coordorigin="860" coordsize="10249,4476" o:gfxdata="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">
+                <v:shape id="Seta: Pentágono 1" o:spid="_x0000_s1048" type="#_x0000_t176" style="position:absolute;left:860;width:10249;height:4476;visibility:visible;mso-wrap-style:square;v-text-anchor:middle" o:gfxdata="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" fillcolor="#4f81bd [3204]" strokecolor="#0a121c [484]" strokeweight="2pt"/>
+                <v:shape id="Caixa de Texto 3" o:spid="_x0000_s1049" type="#_x0000_t202" style="position:absolute;left:959;top:666;width:9961;height:3363;visibility:visible;mso-wrap-style:square;v-text-anchor:top" o:gfxdata="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" filled="f" stroked="f" strokeweight=".5pt">
                   <v:textbox>
                     <w:txbxContent>
                       <w:p>
@@ -7471,7 +6942,7 @@
                     <pic:cNvPicPr/>
                   </pic:nvPicPr>
                   <pic:blipFill>
-                    <a:blip r:embed="rId21"/>
+                    <a:blip r:embed="rId20"/>
                     <a:stretch>
                       <a:fillRect/>
                     </a:stretch>
@@ -7506,724 +6977,96 @@
     <w:p>
       <w:pPr>
         <w:rPr>
-          <w:b/>
-          <w:bCs/>
-        </w:rPr>
-      </w:pPr>
-      <w:r>
-        <w:rPr>
-          <w:rFonts w:ascii="Times New Roman" w:eastAsia="Times New Roman" w:hAnsi="Times New Roman" w:cs="Times New Roman"/>
-          <w:noProof/>
-          <w:lang w:eastAsia="pt-BR"/>
-        </w:rPr>
-        <w:lastRenderedPageBreak/>
-        <mc:AlternateContent>
-          <mc:Choice Requires="wpg">
-            <w:drawing>
-              <wp:anchor distT="0" distB="0" distL="114300" distR="114300" simplePos="0" relativeHeight="251657216" behindDoc="0" locked="0" layoutInCell="1" allowOverlap="1" wp14:anchorId="2F1CAE6C" wp14:editId="0EE42A70">
-                <wp:simplePos x="0" y="0"/>
-                <wp:positionH relativeFrom="margin">
-                  <wp:posOffset>1215390</wp:posOffset>
-                </wp:positionH>
-                <wp:positionV relativeFrom="paragraph">
-                  <wp:posOffset>-4445</wp:posOffset>
-                </wp:positionV>
-                <wp:extent cx="2837815" cy="476250"/>
-                <wp:effectExtent l="0" t="0" r="19685" b="19050"/>
-                <wp:wrapNone/>
-                <wp:docPr id="1721528595" name="Agrupar 4"/>
-                <wp:cNvGraphicFramePr/>
-                <a:graphic xmlns:a="http://schemas.openxmlformats.org/drawingml/2006/main">
-                  <a:graphicData uri="http://schemas.microsoft.com/office/word/2010/wordprocessingGroup">
-                    <wpg:wgp>
-                      <wpg:cNvGrpSpPr/>
-                      <wpg:grpSpPr>
-                        <a:xfrm>
-                          <a:off x="0" y="0"/>
-                          <a:ext cx="2837815" cy="476250"/>
-                          <a:chOff x="86002" y="0"/>
-                          <a:chExt cx="1024920" cy="447675"/>
-                        </a:xfrm>
-                      </wpg:grpSpPr>
-                      <wps:wsp>
-                        <wps:cNvPr id="2144011570" name="Seta: Pentágono 1"/>
-                        <wps:cNvSpPr/>
-                        <wps:spPr>
-                          <a:xfrm>
-                            <a:off x="86002" y="0"/>
-                            <a:ext cx="1024920" cy="447675"/>
-                          </a:xfrm>
-                          <a:prstGeom prst="flowChartAlternateProcess">
-                            <a:avLst/>
-                          </a:prstGeom>
-                        </wps:spPr>
-                        <wps:style>
-                          <a:lnRef idx="2">
-                            <a:schemeClr val="accent1">
-                              <a:shade val="15000"/>
-                            </a:schemeClr>
-                          </a:lnRef>
-                          <a:fillRef idx="1">
-                            <a:schemeClr val="accent1"/>
-                          </a:fillRef>
-                          <a:effectRef idx="0">
-                            <a:schemeClr val="accent1"/>
-                          </a:effectRef>
-                          <a:fontRef idx="minor">
-                            <a:schemeClr val="lt1"/>
-                          </a:fontRef>
-                        </wps:style>
-                        <wps:bodyPr rot="0" spcFirstLastPara="0" vertOverflow="overflow" horzOverflow="overflow" vert="horz" wrap="square" lIns="91440" tIns="45720" rIns="91440" bIns="45720" numCol="1" spcCol="0" rtlCol="0" fromWordArt="0" anchor="ctr" anchorCtr="0" forceAA="0" compatLnSpc="1">
-                          <a:prstTxWarp prst="textNoShape">
-                            <a:avLst/>
-                          </a:prstTxWarp>
-                          <a:noAutofit/>
-                        </wps:bodyPr>
-                      </wps:wsp>
-                      <wps:wsp>
-                        <wps:cNvPr id="1358416462" name="Caixa de Texto 3"/>
-                        <wps:cNvSpPr txBox="1"/>
-                        <wps:spPr>
-                          <a:xfrm>
-                            <a:off x="95938" y="66622"/>
-                            <a:ext cx="996085" cy="291519"/>
-                          </a:xfrm>
-                          <a:prstGeom prst="rect">
-                            <a:avLst/>
-                          </a:prstGeom>
-                          <a:noFill/>
-                          <a:ln w="6350">
-                            <a:noFill/>
-                          </a:ln>
-                        </wps:spPr>
-                        <wps:txbx>
-                          <w:txbxContent>
-                            <w:p>
-                              <w:pPr>
-                                <w:spacing w:before="100" w:beforeAutospacing="1" w:after="100" w:afterAutospacing="1" w:line="240" w:lineRule="auto"/>
-                                <w:jc w:val="center"/>
-                                <w:rPr>
-                                  <w:b/>
-                                  <w:bCs/>
-                                </w:rPr>
-                              </w:pPr>
-                              <w:r>
-                                <w:rPr>
-                                  <w:b/>
-                                  <w:bCs/>
-                                </w:rPr>
-                                <w:t>9</w:t>
-                              </w:r>
-                              <w:r>
-                                <w:rPr>
-                                  <w:b/>
-                                  <w:bCs/>
-                                </w:rPr>
-                                <w:t xml:space="preserve">. </w:t>
-                              </w:r>
-                              <w:r>
-                                <w:rPr>
-                                  <w:rFonts w:ascii="Segoe UI Emoji" w:hAnsi="Segoe UI Emoji" w:cs="Segoe UI Emoji"/>
-                                  <w:b/>
-                                  <w:bCs/>
-                                </w:rPr>
-                                <w:t>🔹</w:t>
-                              </w:r>
-                              <w:r>
-                                <w:rPr>
-                                  <w:b/>
-                                  <w:bCs/>
-                                </w:rPr>
-                                <w:t xml:space="preserve"> </w:t>
-                              </w:r>
-                              <w:r>
-                                <w:rPr>
-                                  <w:rFonts w:ascii="Segoe UI Emoji" w:hAnsi="Segoe UI Emoji" w:cs="Segoe UI Emoji"/>
-                                  <w:b/>
-                                  <w:bCs/>
-                                </w:rPr>
-                                <w:t>&lt;NAV&gt; x &lt;UL&gt;</w:t>
-                              </w:r>
-                            </w:p>
-                          </w:txbxContent>
-                        </wps:txbx>
-                        <wps:bodyPr rot="0" spcFirstLastPara="0" vertOverflow="overflow" horzOverflow="overflow" vert="horz" wrap="square" lIns="91440" tIns="45720" rIns="91440" bIns="45720" numCol="1" spcCol="0" rtlCol="0" fromWordArt="0" anchor="t" anchorCtr="0" forceAA="0" compatLnSpc="1">
-                          <a:prstTxWarp prst="textNoShape">
-                            <a:avLst/>
-                          </a:prstTxWarp>
-                          <a:noAutofit/>
-                        </wps:bodyPr>
-                      </wps:wsp>
-                    </wpg:wgp>
-                  </a:graphicData>
-                </a:graphic>
-                <wp14:sizeRelH relativeFrom="margin">
-                  <wp14:pctWidth>0</wp14:pctWidth>
-                </wp14:sizeRelH>
-                <wp14:sizeRelV relativeFrom="margin">
-                  <wp14:pctHeight>0</wp14:pctHeight>
-                </wp14:sizeRelV>
-              </wp:anchor>
-            </w:drawing>
-          </mc:Choice>
-          <mc:Fallback>
-            <w:pict>
-              <v:group w14:anchorId="2F1CAE6C" id="_x0000_s1053" style="position:absolute;margin-left:95.7pt;margin-top:-.35pt;width:223.45pt;height:37.5pt;z-index:251657216;mso-position-horizontal-relative:margin;mso-width-relative:margin;mso-height-relative:margin" coordorigin="860" coordsize="10249,4476" o:gfxdata="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">
-                <v:shape id="Seta: Pentágono 1" o:spid="_x0000_s1054" type="#_x0000_t176" style="position:absolute;left:860;width:10249;height:4476;visibility:visible;mso-wrap-style:square;v-text-anchor:middle" o:gfxdata="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" fillcolor="#4f81bd [3204]" strokecolor="#0a121c [484]" strokeweight="2pt"/>
-                <v:shape id="Caixa de Texto 3" o:spid="_x0000_s1055" type="#_x0000_t202" style="position:absolute;left:959;top:666;width:9961;height:2915;visibility:visible;mso-wrap-style:square;v-text-anchor:top" o:gfxdata="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" filled="f" stroked="f" strokeweight=".5pt">
-                  <v:textbox>
-                    <w:txbxContent>
-                      <w:p>
-                        <w:pPr>
-                          <w:spacing w:before="100" w:beforeAutospacing="1" w:after="100" w:afterAutospacing="1" w:line="240" w:lineRule="auto"/>
-                          <w:jc w:val="center"/>
-                          <w:rPr>
-                            <w:b/>
-                            <w:bCs/>
-                          </w:rPr>
-                        </w:pPr>
-                        <w:r>
-                          <w:rPr>
-                            <w:b/>
-                            <w:bCs/>
-                          </w:rPr>
-                          <w:t>9</w:t>
-                        </w:r>
-                        <w:r>
-                          <w:rPr>
-                            <w:b/>
-                            <w:bCs/>
-                          </w:rPr>
-                          <w:t xml:space="preserve">. </w:t>
-                        </w:r>
-                        <w:r>
-                          <w:rPr>
-                            <w:rFonts w:ascii="Segoe UI Emoji" w:hAnsi="Segoe UI Emoji" w:cs="Segoe UI Emoji"/>
-                            <w:b/>
-                            <w:bCs/>
-                          </w:rPr>
-                          <w:t>🔹</w:t>
-                        </w:r>
-                        <w:r>
-                          <w:rPr>
-                            <w:b/>
-                            <w:bCs/>
-                          </w:rPr>
-                          <w:t xml:space="preserve"> </w:t>
-                        </w:r>
-                        <w:r>
-                          <w:rPr>
-                            <w:rFonts w:ascii="Segoe UI Emoji" w:hAnsi="Segoe UI Emoji" w:cs="Segoe UI Emoji"/>
-                            <w:b/>
-                            <w:bCs/>
-                          </w:rPr>
-                          <w:t>&lt;NAV&gt; x &lt;UL&gt;</w:t>
-                        </w:r>
-                      </w:p>
-                    </w:txbxContent>
-                  </v:textbox>
-                </v:shape>
-                <w10:wrap anchorx="margin"/>
-              </v:group>
-            </w:pict>
-          </mc:Fallback>
-        </mc:AlternateContent>
-      </w:r>
-    </w:p>
-    <w:p>
-      <w:pPr>
-        <w:rPr>
-          <w:b/>
-          <w:bCs/>
-        </w:rPr>
-      </w:pPr>
-    </w:p>
-    <w:p>
-      <w:pPr>
-        <w:rPr>
-          <w:b/>
-          <w:bCs/>
-        </w:rPr>
-      </w:pPr>
-      <w:r>
-        <w:rPr>
-          <w:rFonts w:ascii="Segoe UI Emoji" w:hAnsi="Segoe UI Emoji" w:cs="Segoe UI Emoji"/>
-          <w:b/>
-          <w:bCs/>
-          <w:color w:val="92D050"/>
-        </w:rPr>
-        <w:t>✅</w:t>
-      </w:r>
-      <w:r>
-        <w:rPr>
-          <w:b/>
-          <w:bCs/>
-          <w:color w:val="92D050"/>
-        </w:rPr>
-        <w:t xml:space="preserve"> </w:t>
-      </w:r>
-      <w:r>
-        <w:rPr>
-          <w:b/>
-          <w:bCs/>
-        </w:rPr>
-        <w:t>Resumo simples:</w:t>
-      </w:r>
-    </w:p>
-    <w:p>
-      <w:pPr>
-        <w:pStyle w:val="PargrafodaLista"/>
-        <w:numPr>
-          <w:ilvl w:val="0"/>
-          <w:numId w:val="36"/>
-        </w:numPr>
-      </w:pPr>
-      <w:r>
-        <w:rPr>
-          <w:b/>
-          <w:bCs/>
-          <w:color w:val="0070C0"/>
-        </w:rPr>
-        <w:t>&lt;</w:t>
-      </w:r>
-      <w:proofErr w:type="spellStart"/>
-      <w:r>
-        <w:rPr>
-          <w:b/>
-          <w:bCs/>
-          <w:color w:val="0070C0"/>
-        </w:rPr>
-        <w:t>nav</w:t>
-      </w:r>
-      <w:proofErr w:type="spellEnd"/>
-      <w:r>
-        <w:rPr>
-          <w:b/>
-          <w:bCs/>
-          <w:color w:val="0070C0"/>
-        </w:rPr>
-        <w:t xml:space="preserve">&gt;: </w:t>
-      </w:r>
-      <w:r>
-        <w:t>D</w:t>
-      </w:r>
-      <w:r>
-        <w:t>efine área de navegação (pode conter &lt;a&gt;, com ou sem lista).</w:t>
-      </w:r>
-    </w:p>
-    <w:p>
-      <w:pPr>
-        <w:pStyle w:val="PargrafodaLista"/>
-        <w:numPr>
-          <w:ilvl w:val="0"/>
-          <w:numId w:val="36"/>
-        </w:numPr>
-        <w:spacing w:before="100" w:beforeAutospacing="1" w:after="100" w:afterAutospacing="1" w:line="240" w:lineRule="auto"/>
-        <w:rPr>
-          <w:rFonts w:eastAsia="Times New Roman"/>
-          <w:b/>
-          <w:bCs/>
-          <w:color w:val="0070C0"/>
-          <w:lang w:eastAsia="pt-BR"/>
-        </w:rPr>
-      </w:pPr>
-      <w:r>
-        <w:rPr>
-          <w:rFonts w:ascii="Times New Roman" w:eastAsia="Times New Roman" w:hAnsi="Times New Roman" w:cs="Times New Roman"/>
-          <w:b/>
-          <w:bCs/>
-          <w:color w:val="0070C0"/>
-          <w:sz w:val="24"/>
-          <w:szCs w:val="24"/>
-          <w:lang w:eastAsia="pt-BR"/>
-        </w:rPr>
-        <w:t>&lt;</w:t>
-      </w:r>
-      <w:proofErr w:type="spellStart"/>
-      <w:r>
-        <w:rPr>
-          <w:rFonts w:ascii="Times New Roman" w:eastAsia="Times New Roman" w:hAnsi="Times New Roman" w:cs="Times New Roman"/>
-          <w:b/>
-          <w:bCs/>
-          <w:color w:val="0070C0"/>
-          <w:sz w:val="24"/>
-          <w:szCs w:val="24"/>
-          <w:lang w:eastAsia="pt-BR"/>
-        </w:rPr>
-        <w:t>ul</w:t>
-      </w:r>
-      <w:proofErr w:type="spellEnd"/>
-      <w:r>
-        <w:rPr>
-          <w:rFonts w:ascii="Times New Roman" w:eastAsia="Times New Roman" w:hAnsi="Times New Roman" w:cs="Times New Roman"/>
-          <w:b/>
-          <w:bCs/>
-          <w:color w:val="0070C0"/>
-          <w:sz w:val="24"/>
-          <w:szCs w:val="24"/>
-          <w:lang w:eastAsia="pt-BR"/>
-        </w:rPr>
-        <w:t>&gt;</w:t>
-      </w:r>
-      <w:r>
-        <w:rPr>
-          <w:rFonts w:ascii="Times New Roman" w:eastAsia="Times New Roman" w:hAnsi="Times New Roman" w:cs="Times New Roman"/>
-          <w:b/>
-          <w:bCs/>
-          <w:color w:val="0070C0"/>
-          <w:sz w:val="24"/>
-          <w:szCs w:val="24"/>
-          <w:lang w:eastAsia="pt-BR"/>
-        </w:rPr>
-        <w:t xml:space="preserve"> </w:t>
-      </w:r>
-      <w:r>
-        <w:rPr>
           <w:rFonts w:eastAsia="Times New Roman"/>
           <w:lang w:eastAsia="pt-BR"/>
         </w:rPr>
-        <w:t>É uma estrutura de lista usada para agrupar itens, geralmente quando eles estão relacionados entre si</w:t>
-      </w:r>
-      <w:r>
+      </w:pPr>
+    </w:p>
+    <w:p>
+      <w:pPr>
+        <w:spacing w:before="100" w:beforeAutospacing="1" w:after="100" w:afterAutospacing="1" w:line="240" w:lineRule="auto"/>
         <w:rPr>
           <w:rFonts w:eastAsia="Times New Roman"/>
+          <w:b/>
+          <w:bCs/>
+          <w:color w:val="0070C0"/>
           <w:lang w:eastAsia="pt-BR"/>
         </w:rPr>
-        <w:t>,</w:t>
-      </w:r>
-      <w:r>
-        <w:rPr>
-          <w:rFonts w:eastAsia="Times New Roman"/>
-          <w:lang w:eastAsia="pt-BR"/>
-        </w:rPr>
-        <w:t xml:space="preserve"> </w:t>
-      </w:r>
-      <w:r>
-        <w:t>usado para organizar links em lista, melhora a semântica.</w:t>
-      </w:r>
-    </w:p>
-    <w:p>
-      <w:pPr>
-        <w:spacing w:before="100" w:beforeAutospacing="1" w:after="100" w:afterAutospacing="1" w:line="240" w:lineRule="auto"/>
-        <w:ind w:left="360"/>
-        <w:rPr>
-          <w:rFonts w:eastAsia="Times New Roman"/>
-          <w:b/>
-          <w:bCs/>
-          <w:color w:val="0070C0"/>
-          <w:lang w:eastAsia="pt-BR"/>
-        </w:rPr>
-      </w:pPr>
-      <w:r>
-        <w:rPr>
-          <w:noProof/>
-        </w:rPr>
-        <w:drawing>
-          <wp:inline distT="0" distB="0" distL="0" distR="0" wp14:anchorId="060C47CD" wp14:editId="6C0A5A44">
-            <wp:extent cx="5400040" cy="3418205"/>
-            <wp:effectExtent l="0" t="0" r="0" b="0"/>
-            <wp:docPr id="1022448599" name="Imagem 1"/>
-            <wp:cNvGraphicFramePr>
-              <a:graphicFrameLocks xmlns:a="http://schemas.openxmlformats.org/drawingml/2006/main" noChangeAspect="1"/>
-            </wp:cNvGraphicFramePr>
-            <a:graphic xmlns:a="http://schemas.openxmlformats.org/drawingml/2006/main">
-              <a:graphicData uri="http://schemas.openxmlformats.org/drawingml/2006/picture">
-                <pic:pic xmlns:pic="http://schemas.openxmlformats.org/drawingml/2006/picture">
-                  <pic:nvPicPr>
-                    <pic:cNvPr id="1022448599" name=""/>
-                    <pic:cNvPicPr/>
-                  </pic:nvPicPr>
-                  <pic:blipFill>
-                    <a:blip r:embed="rId22"/>
-                    <a:stretch>
-                      <a:fillRect/>
-                    </a:stretch>
-                  </pic:blipFill>
-                  <pic:spPr>
-                    <a:xfrm>
-                      <a:off x="0" y="0"/>
-                      <a:ext cx="5400040" cy="3418205"/>
-                    </a:xfrm>
-                    <a:prstGeom prst="rect">
-                      <a:avLst/>
-                    </a:prstGeom>
-                  </pic:spPr>
-                </pic:pic>
-              </a:graphicData>
-            </a:graphic>
-          </wp:inline>
-        </w:drawing>
-      </w:r>
-    </w:p>
-    <w:p>
-      <w:pPr>
-        <w:spacing w:before="100" w:beforeAutospacing="1" w:after="100" w:afterAutospacing="1" w:line="240" w:lineRule="auto"/>
-        <w:rPr>
-          <w:rFonts w:eastAsia="Times New Roman"/>
-          <w:b/>
-          <w:bCs/>
-          <w:color w:val="0070C0"/>
-          <w:lang w:eastAsia="pt-BR"/>
-        </w:rPr>
-      </w:pPr>
-      <w:r>
-        <w:br/>
-      </w:r>
-      <w:r>
-        <w:rPr>
-          <w:rFonts w:ascii="Segoe UI Emoji" w:hAnsi="Segoe UI Emoji" w:cs="Segoe UI Emoji"/>
-          <w:b/>
-          <w:bCs/>
-          <w:color w:val="92D050"/>
-        </w:rPr>
-        <w:t>✅</w:t>
-      </w:r>
-      <w:r>
-        <w:rPr>
-          <w:b/>
-          <w:bCs/>
-          <w:color w:val="92D050"/>
-        </w:rPr>
-        <w:t xml:space="preserve"> </w:t>
-      </w:r>
-      <w:r>
-        <w:rPr>
-          <w:rFonts w:eastAsia="Times New Roman"/>
-          <w:b/>
-          <w:bCs/>
-          <w:color w:val="0070C0"/>
-          <w:lang w:eastAsia="pt-BR"/>
-        </w:rPr>
-        <w:t>Dica prática:</w:t>
-      </w:r>
-    </w:p>
-    <w:p>
-      <w:pPr>
-        <w:pStyle w:val="PargrafodaLista"/>
-        <w:numPr>
-          <w:ilvl w:val="0"/>
-          <w:numId w:val="37"/>
-        </w:numPr>
-        <w:spacing w:before="100" w:beforeAutospacing="1" w:after="100" w:afterAutospacing="1" w:line="240" w:lineRule="auto"/>
-        <w:rPr>
-          <w:rFonts w:eastAsia="Times New Roman"/>
-          <w:lang w:eastAsia="pt-BR"/>
-        </w:rPr>
-      </w:pPr>
-      <w:r>
-        <w:rPr>
-          <w:rFonts w:eastAsia="Times New Roman"/>
-          <w:lang w:eastAsia="pt-BR"/>
-        </w:rPr>
-        <w:t xml:space="preserve">Se o menu tem estrutura complexa, agrupamentos ou submenus, é recomendado usar </w:t>
-      </w:r>
-      <w:r>
-        <w:rPr>
-          <w:rFonts w:eastAsia="Times New Roman"/>
-          <w:b/>
-          <w:bCs/>
-          <w:color w:val="0070C0"/>
-          <w:lang w:eastAsia="pt-BR"/>
-        </w:rPr>
-        <w:t>&lt;</w:t>
-      </w:r>
-      <w:proofErr w:type="spellStart"/>
-      <w:r>
-        <w:rPr>
-          <w:rFonts w:eastAsia="Times New Roman"/>
-          <w:b/>
-          <w:bCs/>
-          <w:color w:val="0070C0"/>
-          <w:lang w:eastAsia="pt-BR"/>
-        </w:rPr>
-        <w:t>ul</w:t>
-      </w:r>
-      <w:proofErr w:type="spellEnd"/>
-      <w:r>
-        <w:rPr>
-          <w:rFonts w:eastAsia="Times New Roman"/>
-          <w:b/>
-          <w:bCs/>
-          <w:color w:val="0070C0"/>
-          <w:lang w:eastAsia="pt-BR"/>
-        </w:rPr>
-        <w:t>&gt;&lt;li&gt;.</w:t>
-      </w:r>
-    </w:p>
-    <w:p>
-      <w:pPr>
-        <w:pStyle w:val="PargrafodaLista"/>
-        <w:numPr>
-          <w:ilvl w:val="0"/>
-          <w:numId w:val="37"/>
-        </w:numPr>
-        <w:spacing w:before="100" w:beforeAutospacing="1" w:after="100" w:afterAutospacing="1" w:line="240" w:lineRule="auto"/>
-        <w:rPr>
-          <w:rFonts w:eastAsia="Times New Roman"/>
-          <w:lang w:eastAsia="pt-BR"/>
-        </w:rPr>
-      </w:pPr>
-      <w:r>
-        <w:rPr>
-          <w:rFonts w:eastAsia="Times New Roman"/>
-          <w:lang w:eastAsia="pt-BR"/>
-        </w:rPr>
-        <w:t xml:space="preserve">Se o menu é simples e direto, pode usar só </w:t>
-      </w:r>
-      <w:r>
-        <w:rPr>
-          <w:rFonts w:eastAsia="Times New Roman"/>
-          <w:b/>
-          <w:bCs/>
-          <w:color w:val="0070C0"/>
-          <w:lang w:eastAsia="pt-BR"/>
-        </w:rPr>
-        <w:t>&lt;a&gt;</w:t>
-      </w:r>
-      <w:r>
-        <w:rPr>
-          <w:rFonts w:eastAsia="Times New Roman"/>
-          <w:lang w:eastAsia="pt-BR"/>
-        </w:rPr>
-        <w:t xml:space="preserve"> dentro de </w:t>
-      </w:r>
-      <w:r>
-        <w:rPr>
-          <w:rFonts w:eastAsia="Times New Roman"/>
-          <w:b/>
-          <w:bCs/>
-          <w:color w:val="0070C0"/>
-          <w:lang w:eastAsia="pt-BR"/>
-        </w:rPr>
-        <w:t>&lt;</w:t>
-      </w:r>
-      <w:proofErr w:type="spellStart"/>
-      <w:r>
-        <w:rPr>
-          <w:rFonts w:eastAsia="Times New Roman"/>
-          <w:b/>
-          <w:bCs/>
-          <w:color w:val="0070C0"/>
-          <w:lang w:eastAsia="pt-BR"/>
-        </w:rPr>
-        <w:t>nav</w:t>
-      </w:r>
-      <w:proofErr w:type="spellEnd"/>
-      <w:r>
-        <w:rPr>
-          <w:rFonts w:eastAsia="Times New Roman"/>
-          <w:b/>
-          <w:bCs/>
-          <w:color w:val="0070C0"/>
-          <w:lang w:eastAsia="pt-BR"/>
-        </w:rPr>
-        <w:t>&gt;.</w:t>
-      </w:r>
-    </w:p>
-    <w:p>
-      <w:pPr>
-        <w:spacing w:before="100" w:beforeAutospacing="1" w:after="100" w:afterAutospacing="1" w:line="240" w:lineRule="auto"/>
-        <w:rPr>
-          <w:rFonts w:eastAsia="Times New Roman"/>
-          <w:b/>
-          <w:bCs/>
-          <w:color w:val="0070C0"/>
-          <w:lang w:eastAsia="pt-BR"/>
-        </w:rPr>
-      </w:pPr>
-    </w:p>
-    <w:p>
-      <w:pPr>
-        <w:rPr>
-          <w:b/>
-          <w:bCs/>
-        </w:rPr>
-      </w:pPr>
-      <w:r>
-        <w:rPr>
-          <w:b/>
-          <w:bCs/>
-        </w:rPr>
-        <w:pict w14:anchorId="00C85EEF">
-          <v:rect id="_x0000_i1035" style="width:0;height:1.5pt" o:hralign="center" o:bullet="t" o:hrstd="t" o:hr="t" fillcolor="#a0a0a0" stroked="f"/>
-        </w:pict>
-      </w:r>
-    </w:p>
-    <w:p>
-      <w:pPr>
-        <w:rPr>
-          <w:b/>
-          <w:bCs/>
-        </w:rPr>
-      </w:pPr>
-    </w:p>
-    <w:p>
-      <w:pPr>
-        <w:rPr>
-          <w:b/>
-          <w:bCs/>
-        </w:rPr>
-      </w:pPr>
-    </w:p>
-    <w:p>
-      <w:pPr>
-        <w:rPr>
-          <w:b/>
-          <w:bCs/>
-        </w:rPr>
-      </w:pPr>
-    </w:p>
-    <w:p>
-      <w:pPr>
-        <w:rPr>
-          <w:b/>
-          <w:bCs/>
-        </w:rPr>
-      </w:pPr>
-    </w:p>
-    <w:p>
-      <w:pPr>
-        <w:rPr>
-          <w:b/>
-          <w:bCs/>
-        </w:rPr>
-      </w:pPr>
-    </w:p>
-    <w:p>
-      <w:pPr>
-        <w:rPr>
-          <w:b/>
-          <w:bCs/>
-        </w:rPr>
-      </w:pPr>
-    </w:p>
-    <w:p>
-      <w:pPr>
-        <w:rPr>
-          <w:b/>
-          <w:bCs/>
-        </w:rPr>
-      </w:pPr>
-    </w:p>
-    <w:p>
-      <w:pPr>
-        <w:rPr>
-          <w:b/>
-          <w:bCs/>
-        </w:rPr>
-      </w:pPr>
-    </w:p>
-    <w:p>
-      <w:r>
-        <w:rPr>
-          <w:b/>
-          <w:bCs/>
-        </w:rPr>
-        <w:pict w14:anchorId="60777D0E">
-          <v:rect id="_x0000_i1034" style="width:0;height:1.5pt" o:hralign="center" o:bullet="t" o:hrstd="t" o:hr="t" fillcolor="#a0a0a0" stroked="f"/>
-        </w:pict>
-      </w:r>
-    </w:p>
+      </w:pPr>
+    </w:p>
+    <w:p>
+      <w:pPr>
+        <w:rPr>
+          <w:b/>
+          <w:bCs/>
+        </w:rPr>
+      </w:pPr>
+    </w:p>
+    <w:p>
+      <w:pPr>
+        <w:rPr>
+          <w:b/>
+          <w:bCs/>
+        </w:rPr>
+      </w:pPr>
+    </w:p>
+    <w:p>
+      <w:pPr>
+        <w:rPr>
+          <w:b/>
+          <w:bCs/>
+        </w:rPr>
+      </w:pPr>
+    </w:p>
+    <w:p>
+      <w:pPr>
+        <w:rPr>
+          <w:b/>
+          <w:bCs/>
+        </w:rPr>
+      </w:pPr>
+    </w:p>
+    <w:p>
+      <w:pPr>
+        <w:rPr>
+          <w:b/>
+          <w:bCs/>
+        </w:rPr>
+      </w:pPr>
+    </w:p>
+    <w:p>
+      <w:pPr>
+        <w:rPr>
+          <w:b/>
+          <w:bCs/>
+        </w:rPr>
+      </w:pPr>
+    </w:p>
+    <w:p>
+      <w:pPr>
+        <w:rPr>
+          <w:b/>
+          <w:bCs/>
+        </w:rPr>
+      </w:pPr>
+    </w:p>
+    <w:p>
+      <w:pPr>
+        <w:rPr>
+          <w:b/>
+          <w:bCs/>
+        </w:rPr>
+      </w:pPr>
+    </w:p>
+    <w:p>
+      <w:pPr>
+        <w:rPr>
+          <w:b/>
+          <w:bCs/>
+        </w:rPr>
+      </w:pPr>
+    </w:p>
+    <w:p/>
     <w:p>
       <w:pPr>
         <w:rPr>
@@ -8243,7 +7086,7 @@
       </w:r>
     </w:p>
     <w:sectPr>
-      <w:footerReference w:type="default" r:id="rId23"/>
+      <w:footerReference w:type="default" r:id="rId21"/>
       <w:pgSz w:w="11906" w:h="16838"/>
       <w:pgMar w:top="1417" w:right="1701" w:bottom="1417" w:left="1701" w:header="708" w:footer="708" w:gutter="0"/>
       <w:cols w:space="708"/>
@@ -13662,6 +12505,7 @@
   <w:style w:type="character" w:default="1" w:styleId="Fontepargpadro">
     <w:name w:val="Default Paragraph Font"/>
     <w:uiPriority w:val="1"/>
+    <w:semiHidden/>
     <w:unhideWhenUsed/>
   </w:style>
   <w:style w:type="table" w:default="1" w:styleId="Tabelanormal">
@@ -13831,7 +12675,7 @@
         <a:sysClr val="windowText" lastClr="000000"/>
       </a:dk1>
       <a:lt1>
-        <a:sysClr val="window" lastClr="C8C8C8"/>
+        <a:sysClr val="window" lastClr="FFFFFF"/>
       </a:lt1>
       <a:dk2>
         <a:srgbClr val="1F497D"/>
